--- a/docs/Tigerdo Security Management Platform.docx
+++ b/docs/Tigerdo Security Management Platform.docx
@@ -217,7 +217,7 @@
           <w:rFonts w:ascii="Times New Roman" w:hAnsi="Times New Roman" w:cs="Times New Roman"/>
         </w:rPr>
         <w:pict w14:anchorId="26B9C77C">
-          <v:rect id="_x0000_i1170" style="width:383pt;height:.75pt" o:hrpct="0" o:hralign="center" o:hrstd="t" o:hr="t" fillcolor="#a0a0a0" stroked="f"/>
+          <v:rect id="_x0000_i1025" style="width:383pt;height:.75pt" o:hrpct="0" o:hralign="center" o:hrstd="t" o:hr="t" fillcolor="#a0a0a0" stroked="f"/>
         </w:pict>
       </w:r>
     </w:p>
@@ -455,7 +455,7 @@
         </w:rPr>
         <w:lastRenderedPageBreak/>
         <w:pict w14:anchorId="2360A892">
-          <v:rect id="_x0000_i1171" style="width:383pt;height:.75pt" o:hrpct="0" o:hralign="center" o:hrstd="t" o:hr="t" fillcolor="#a0a0a0" stroked="f"/>
+          <v:rect id="_x0000_i1026" style="width:383pt;height:.75pt" o:hrpct="0" o:hralign="center" o:hrstd="t" o:hr="t" fillcolor="#a0a0a0" stroked="f"/>
         </w:pict>
       </w:r>
     </w:p>
@@ -653,7 +653,7 @@
           <w:rFonts w:ascii="Times New Roman" w:hAnsi="Times New Roman" w:cs="Times New Roman"/>
         </w:rPr>
         <w:pict w14:anchorId="13A864B9">
-          <v:rect id="_x0000_i1172" style="width:383pt;height:.75pt" o:hrpct="0" o:hralign="center" o:hrstd="t" o:hr="t" fillcolor="#a0a0a0" stroked="f"/>
+          <v:rect id="_x0000_i1027" style="width:383pt;height:.75pt" o:hrpct="0" o:hralign="center" o:hrstd="t" o:hr="t" fillcolor="#a0a0a0" stroked="f"/>
         </w:pict>
       </w:r>
     </w:p>
@@ -764,13 +764,19 @@
           <w:b/>
           <w:bCs/>
         </w:rPr>
-        <w:t>Digital Occurrences:</w:t>
-      </w:r>
-      <w:r>
-        <w:rPr>
-          <w:rFonts w:ascii="Times New Roman" w:hAnsi="Times New Roman" w:cs="Times New Roman"/>
-        </w:rPr>
-        <w:t> Guards log daily occurrences directly in the app, completely replacing easily damaged or lost physical logbooks.</w:t>
+        <w:t>Biometric Identity Verification</w:t>
+      </w:r>
+      <w:r>
+        <w:rPr>
+          <w:rFonts w:ascii="Times New Roman" w:hAnsi="Times New Roman" w:cs="Times New Roman"/>
+        </w:rPr>
+        <w:t>: Enforces native Face ID or fingerprint scan at sign-in and prior to starting any shift</w:t>
+      </w:r>
+      <w:r>
+        <w:rPr>
+          <w:rFonts w:ascii="Times New Roman" w:hAnsi="Times New Roman" w:cs="Times New Roman"/>
+        </w:rPr>
+        <w:t>.</w:t>
       </w:r>
     </w:p>
     <w:p>
@@ -789,13 +795,13 @@
           <w:b/>
           <w:bCs/>
         </w:rPr>
-        <w:t>Searchable History:</w:t>
-      </w:r>
-      <w:r>
-        <w:rPr>
-          <w:rFonts w:ascii="Times New Roman" w:hAnsi="Times New Roman" w:cs="Times New Roman"/>
-        </w:rPr>
-        <w:t> An interactive history tab allows guards and supervisors to select and filter past logs by date.</w:t>
+        <w:t>Digital Occurrences:</w:t>
+      </w:r>
+      <w:r>
+        <w:rPr>
+          <w:rFonts w:ascii="Times New Roman" w:hAnsi="Times New Roman" w:cs="Times New Roman"/>
+        </w:rPr>
+        <w:t> Guards log daily occurrences directly in the app, completely replacing easily damaged or lost physical logbooks.</w:t>
       </w:r>
     </w:p>
     <w:p>
@@ -814,13 +820,13 @@
           <w:b/>
           <w:bCs/>
         </w:rPr>
-        <w:t>Access Control Lists:</w:t>
-      </w:r>
-      <w:r>
-        <w:rPr>
-          <w:rFonts w:ascii="Times New Roman" w:hAnsi="Times New Roman" w:cs="Times New Roman"/>
-        </w:rPr>
-        <w:t> A dedicated "Authorize" page provides quick reference to pre-approved people and vehicles allowed on the premises.</w:t>
+        <w:t>Searchable History:</w:t>
+      </w:r>
+      <w:r>
+        <w:rPr>
+          <w:rFonts w:ascii="Times New Roman" w:hAnsi="Times New Roman" w:cs="Times New Roman"/>
+        </w:rPr>
+        <w:t> An interactive history tab allows guards and supervisors to select and filter past logs by date.</w:t>
       </w:r>
     </w:p>
     <w:p>
@@ -840,13 +846,13 @@
           <w:bCs/>
         </w:rPr>
         <w:lastRenderedPageBreak/>
-        <w:t>Smart Reminders:</w:t>
-      </w:r>
-      <w:r>
-        <w:rPr>
-          <w:rFonts w:ascii="Times New Roman" w:hAnsi="Times New Roman" w:cs="Times New Roman"/>
-        </w:rPr>
-        <w:t> Automated patrol notification reminders alert the guard when it is time to conduct rounds.</w:t>
+        <w:t>Access Control Lists:</w:t>
+      </w:r>
+      <w:r>
+        <w:rPr>
+          <w:rFonts w:ascii="Times New Roman" w:hAnsi="Times New Roman" w:cs="Times New Roman"/>
+        </w:rPr>
+        <w:t> A dedicated "Authorize" page provides quick reference to pre-approved people and vehicles allowed on the premises.</w:t>
       </w:r>
     </w:p>
     <w:p>
@@ -865,6 +871,31 @@
           <w:b/>
           <w:bCs/>
         </w:rPr>
+        <w:t>Smart Reminders:</w:t>
+      </w:r>
+      <w:r>
+        <w:rPr>
+          <w:rFonts w:ascii="Times New Roman" w:hAnsi="Times New Roman" w:cs="Times New Roman"/>
+        </w:rPr>
+        <w:t> Automated patrol notification reminders alert the guard when it is time to conduct rounds.</w:t>
+      </w:r>
+    </w:p>
+    <w:p>
+      <w:pPr>
+        <w:numPr>
+          <w:ilvl w:val="0"/>
+          <w:numId w:val="3"/>
+        </w:numPr>
+        <w:rPr>
+          <w:rFonts w:ascii="Times New Roman" w:hAnsi="Times New Roman" w:cs="Times New Roman"/>
+        </w:rPr>
+      </w:pPr>
+      <w:r>
+        <w:rPr>
+          <w:rFonts w:ascii="Times New Roman" w:hAnsi="Times New Roman" w:cs="Times New Roman"/>
+          <w:b/>
+          <w:bCs/>
+        </w:rPr>
         <w:t>Rapid Emergency Alerts:</w:t>
       </w:r>
       <w:r>
@@ -965,7 +996,7 @@
           <w:rFonts w:ascii="Times New Roman" w:hAnsi="Times New Roman" w:cs="Times New Roman"/>
         </w:rPr>
         <w:pict w14:anchorId="57449B99">
-          <v:rect id="_x0000_i1173" style="width:383pt;height:.75pt" o:hrpct="0" o:hralign="center" o:hrstd="t" o:hr="t" fillcolor="#a0a0a0" stroked="f"/>
+          <v:rect id="_x0000_i1028" style="width:383pt;height:.75pt" o:hrpct="0" o:hralign="center" o:hrstd="t" o:hr="t" fillcolor="#a0a0a0" stroked="f"/>
         </w:pict>
       </w:r>
     </w:p>
@@ -1016,6 +1047,36 @@
       </w:r>
       <w:r>
         <w:rPr>
+          <w:rFonts w:ascii="Times New Roman" w:hAnsi="Times New Roman" w:cs="Times New Roman"/>
+        </w:rPr>
+        <w:t xml:space="preserve"> </w:t>
+      </w:r>
+      <w:r>
+        <w:rPr>
+          <w:rFonts w:ascii="Times New Roman" w:hAnsi="Times New Roman" w:cs="Times New Roman"/>
+          <w:b/>
+          <w:bCs/>
+        </w:rPr>
+        <w:t xml:space="preserve">Upfront Development Fee: </w:t>
+      </w:r>
+      <w:r>
+        <w:rPr>
+          <w:rFonts w:ascii="Times New Roman" w:hAnsi="Times New Roman" w:cs="Times New Roman"/>
+          <w:b/>
+          <w:bCs/>
+        </w:rPr>
+        <w:t>GHS 15,000</w:t>
+      </w:r>
+      <w:r>
+        <w:rPr>
+          <w:rFonts w:ascii="Times New Roman" w:hAnsi="Times New Roman" w:cs="Times New Roman"/>
+          <w:b/>
+          <w:bCs/>
+        </w:rPr>
+        <w:t xml:space="preserve"> |</w:t>
+      </w:r>
+      <w:r>
+        <w:rPr>
           <w:rFonts w:ascii="Times New Roman" w:eastAsia="Times New Roman" w:hAnsi="Times New Roman" w:cs="Times New Roman"/>
           <w:b/>
           <w:bCs/>
@@ -1036,7 +1097,31 @@
           <w:kern w:val="0"/>
           <w14:ligatures w14:val="none"/>
         </w:rPr>
-        <w:t>Monthly Subscription: GHC 200 / Month</w:t>
+        <w:t xml:space="preserve">Monthly Subscription: GHC </w:t>
+      </w:r>
+      <w:r>
+        <w:rPr>
+          <w:rFonts w:ascii="Times New Roman" w:eastAsia="Times New Roman" w:hAnsi="Times New Roman" w:cs="Times New Roman"/>
+          <w:b/>
+          <w:bCs/>
+          <w:i/>
+          <w:iCs/>
+          <w:kern w:val="0"/>
+          <w14:ligatures w14:val="none"/>
+        </w:rPr>
+        <w:t>1</w:t>
+      </w:r>
+      <w:r>
+        <w:rPr>
+          <w:rFonts w:ascii="Times New Roman" w:eastAsia="Times New Roman" w:hAnsi="Times New Roman" w:cs="Times New Roman"/>
+          <w:b/>
+          <w:bCs/>
+          <w:i/>
+          <w:iCs/>
+          <w:kern w:val="0"/>
+          <w14:ligatures w14:val="none"/>
+        </w:rPr>
+        <w:t>200</w:t>
       </w:r>
     </w:p>
     <w:p>
